--- a/MatlabNetworks.docx
+++ b/MatlabNetworks.docx
@@ -26,7 +26,6 @@
     </w:p>
     <w:p>
       <w:pPr>
-        <w:spacing w:after="240"/>
         <w:rPr>
           <w:rFonts w:ascii="Calibri" w:hAnsi="Calibri" w:cs="Calibri"/>
           <w:b/>
@@ -64,7 +63,6 @@
     </w:p>
     <w:p>
       <w:pPr>
-        <w:spacing w:after="240"/>
         <w:rPr>
           <w:rFonts w:ascii="Calibri" w:hAnsi="Calibri" w:cs="Calibri"/>
           <w:b/>
@@ -121,29 +119,7 @@
           <w:i/>
           <w:iCs/>
         </w:rPr>
-        <w:t>the subfolders (Input/Output/</w:t>
-      </w:r>
-      <w:proofErr w:type="spellStart"/>
-      <w:r>
-        <w:rPr>
-          <w:rFonts w:ascii="Calibri" w:hAnsi="Calibri" w:cs="Calibri"/>
-          <w:b/>
-          <w:bCs/>
-          <w:i/>
-          <w:iCs/>
-        </w:rPr>
-        <w:t>FluidsInput</w:t>
-      </w:r>
-      <w:proofErr w:type="spellEnd"/>
-      <w:r>
-        <w:rPr>
-          <w:rFonts w:ascii="Calibri" w:hAnsi="Calibri" w:cs="Calibri"/>
-          <w:b/>
-          <w:bCs/>
-          <w:i/>
-          <w:iCs/>
-        </w:rPr>
-        <w:t>)</w:t>
+        <w:t>the subfolders (Input/Output/FluidsInput)</w:t>
       </w:r>
     </w:p>
     <w:p>
@@ -195,7 +171,31 @@
           <w:rFonts w:ascii="Calibri" w:hAnsi="Calibri" w:cs="Calibri"/>
           <w:color w:val="000000" w:themeColor="text1"/>
         </w:rPr>
+        <w:t>Input: Root node</w:t>
+      </w:r>
+    </w:p>
+    <w:p>
+      <w:pPr>
+        <w:spacing w:after="240"/>
+        <w:ind w:left="720"/>
+        <w:rPr>
+          <w:rFonts w:ascii="Calibri" w:hAnsi="Calibri" w:cs="Calibri"/>
+          <w:color w:val="000000" w:themeColor="text1"/>
+        </w:rPr>
+      </w:pPr>
+      <w:r>
+        <w:rPr>
+          <w:rFonts w:ascii="Calibri" w:hAnsi="Calibri" w:cs="Calibri"/>
+          <w:color w:val="000000" w:themeColor="text1"/>
+        </w:rPr>
         <w:t>Automatically removes double edges, double nodes, and small cycles</w:t>
+      </w:r>
+      <w:r>
+        <w:rPr>
+          <w:rFonts w:ascii="Calibri" w:hAnsi="Calibri" w:cs="Calibri"/>
+          <w:color w:val="000000" w:themeColor="text1"/>
+        </w:rPr>
+        <w:t>, vessels that are too short</w:t>
       </w:r>
     </w:p>
     <w:p>
@@ -297,23 +297,7 @@
           <w:color w:val="000000" w:themeColor="text1"/>
         </w:rPr>
         <w:tab/>
-        <w:t xml:space="preserve">Node in middle (node in blob, </w:t>
-      </w:r>
-      <w:proofErr w:type="spellStart"/>
-      <w:r>
-        <w:rPr>
-          <w:rFonts w:ascii="Calibri" w:hAnsi="Calibri" w:cs="Calibri"/>
-          <w:color w:val="000000" w:themeColor="text1"/>
-        </w:rPr>
-        <w:t>djikstra</w:t>
-      </w:r>
-      <w:proofErr w:type="spellEnd"/>
-      <w:r>
-        <w:rPr>
-          <w:rFonts w:ascii="Calibri" w:hAnsi="Calibri" w:cs="Calibri"/>
-          <w:color w:val="000000" w:themeColor="text1"/>
-        </w:rPr>
-        <w:t xml:space="preserve"> will make the path through this node)</w:t>
+        <w:t>Node in middle (node in blob, djikstra will make the path through this node)</w:t>
       </w:r>
     </w:p>
     <w:p>
@@ -330,6 +314,66 @@
           <w:rFonts w:ascii="Calibri" w:hAnsi="Calibri" w:cs="Calibri"/>
           <w:color w:val="000000" w:themeColor="text1"/>
         </w:rPr>
+        <w:t>Generate Trifurcations</w:t>
+      </w:r>
+    </w:p>
+    <w:p>
+      <w:pPr>
+        <w:spacing w:after="240"/>
+        <w:ind w:left="720"/>
+        <w:rPr>
+          <w:rFonts w:ascii="Calibri" w:hAnsi="Calibri" w:cs="Calibri"/>
+          <w:color w:val="000000" w:themeColor="text1"/>
+        </w:rPr>
+      </w:pPr>
+      <w:r>
+        <w:rPr>
+          <w:rFonts w:ascii="Calibri" w:hAnsi="Calibri" w:cs="Calibri"/>
+          <w:color w:val="000000" w:themeColor="text1"/>
+        </w:rPr>
+        <w:tab/>
+        <w:t>Inputs: Input nodes to be merged [node1 node2] (node1 will be kept)</w:t>
+      </w:r>
+    </w:p>
+    <w:p>
+      <w:pPr>
+        <w:spacing w:after="240"/>
+        <w:ind w:left="720"/>
+        <w:rPr>
+          <w:rFonts w:ascii="Calibri" w:hAnsi="Calibri" w:cs="Calibri"/>
+          <w:color w:val="000000" w:themeColor="text1"/>
+        </w:rPr>
+      </w:pPr>
+      <w:r>
+        <w:rPr>
+          <w:rFonts w:ascii="Calibri" w:hAnsi="Calibri" w:cs="Calibri"/>
+          <w:color w:val="000000" w:themeColor="text1"/>
+        </w:rPr>
+        <w:tab/>
+      </w:r>
+      <w:r>
+        <w:rPr>
+          <w:rFonts w:ascii="Calibri" w:hAnsi="Calibri" w:cs="Calibri"/>
+          <w:color w:val="000000" w:themeColor="text1"/>
+        </w:rPr>
+        <w:tab/>
+        <w:t>End node of vessel to be moved</w:t>
+      </w:r>
+    </w:p>
+    <w:p>
+      <w:pPr>
+        <w:spacing w:after="240"/>
+        <w:ind w:left="720"/>
+        <w:rPr>
+          <w:rFonts w:ascii="Calibri" w:hAnsi="Calibri" w:cs="Calibri"/>
+          <w:color w:val="000000" w:themeColor="text1"/>
+        </w:rPr>
+      </w:pPr>
+      <w:r>
+        <w:rPr>
+          <w:rFonts w:ascii="Calibri" w:hAnsi="Calibri" w:cs="Calibri"/>
+          <w:color w:val="000000" w:themeColor="text1"/>
+        </w:rPr>
         <w:t>Remove Edges</w:t>
       </w:r>
     </w:p>
@@ -348,40 +392,6 @@
           <w:color w:val="000000" w:themeColor="text1"/>
         </w:rPr>
         <w:t>Input: [node1 node2] (takes array and removes vessel, can be either direction)</w:t>
-      </w:r>
-    </w:p>
-    <w:p>
-      <w:pPr>
-        <w:spacing w:after="240"/>
-        <w:ind w:left="720"/>
-        <w:rPr>
-          <w:rFonts w:ascii="Calibri" w:hAnsi="Calibri" w:cs="Calibri"/>
-          <w:color w:val="000000" w:themeColor="text1"/>
-        </w:rPr>
-      </w:pPr>
-      <w:r>
-        <w:rPr>
-          <w:rFonts w:ascii="Calibri" w:hAnsi="Calibri" w:cs="Calibri"/>
-          <w:color w:val="000000" w:themeColor="text1"/>
-        </w:rPr>
-        <w:t>Remove Nodes</w:t>
-      </w:r>
-    </w:p>
-    <w:p>
-      <w:pPr>
-        <w:spacing w:after="240"/>
-        <w:ind w:left="720" w:firstLine="720"/>
-        <w:rPr>
-          <w:rFonts w:ascii="Calibri" w:hAnsi="Calibri" w:cs="Calibri"/>
-          <w:color w:val="000000" w:themeColor="text1"/>
-        </w:rPr>
-      </w:pPr>
-      <w:r>
-        <w:rPr>
-          <w:rFonts w:ascii="Calibri" w:hAnsi="Calibri" w:cs="Calibri"/>
-          <w:color w:val="000000" w:themeColor="text1"/>
-        </w:rPr>
-        <w:t>Input: node (removes node, but does not update vessels if attached)</w:t>
       </w:r>
     </w:p>
     <w:p>
@@ -404,21 +414,12 @@
         </w:rPr>
         <w:t xml:space="preserve">Then run: </w:t>
       </w:r>
-      <w:proofErr w:type="spellStart"/>
-      <w:r>
-        <w:rPr>
-          <w:rFonts w:ascii="Calibri" w:hAnsi="Calibri" w:cs="Calibri"/>
-          <w:color w:val="000000" w:themeColor="text1"/>
-        </w:rPr>
-        <w:t>LocateChangepont.Rmd</w:t>
-      </w:r>
-      <w:proofErr w:type="spellEnd"/>
-      <w:r>
-        <w:rPr>
-          <w:rFonts w:ascii="Calibri" w:hAnsi="Calibri" w:cs="Calibri"/>
-          <w:color w:val="000000" w:themeColor="text1"/>
-        </w:rPr>
-        <w:t xml:space="preserve"> by changing the names in lines 20 and 21 to the correct network title</w:t>
+      <w:r>
+        <w:rPr>
+          <w:rFonts w:ascii="Calibri" w:hAnsi="Calibri" w:cs="Calibri"/>
+          <w:color w:val="000000" w:themeColor="text1"/>
+        </w:rPr>
+        <w:t>LocateChangepont.Rmd by changing the names in lines 20 and 21 to the correct network title</w:t>
       </w:r>
     </w:p>
     <w:p>
@@ -446,17 +447,22 @@
           <w:rFonts w:ascii="Calibri" w:hAnsi="Calibri" w:cs="Calibri"/>
           <w:color w:val="000000" w:themeColor="text1"/>
         </w:rPr>
-        <w:t xml:space="preserve">Run_get_radii_part2(FILENAME, TAPERED VESSELS, </w:t>
-      </w:r>
-      <w:proofErr w:type="gramStart"/>
-      <w:r>
-        <w:rPr>
-          <w:rFonts w:ascii="Calibri" w:hAnsi="Calibri" w:cs="Calibri"/>
-          <w:color w:val="000000" w:themeColor="text1"/>
-        </w:rPr>
-        <w:t>SCALE,PLOTON);</w:t>
-      </w:r>
-      <w:proofErr w:type="gramEnd"/>
+        <w:t>Run_get_radii_part2(FILENAME, TAPERED VESSELS, SCALE,</w:t>
+      </w:r>
+      <w:r>
+        <w:rPr>
+          <w:rFonts w:ascii="Calibri" w:hAnsi="Calibri" w:cs="Calibri"/>
+          <w:color w:val="000000" w:themeColor="text1"/>
+        </w:rPr>
+        <w:t xml:space="preserve"> </w:t>
+      </w:r>
+      <w:r>
+        <w:rPr>
+          <w:rFonts w:ascii="Calibri" w:hAnsi="Calibri" w:cs="Calibri"/>
+          <w:color w:val="000000" w:themeColor="text1"/>
+        </w:rPr>
+        <w:t>PLOTON);</w:t>
+      </w:r>
     </w:p>
     <w:p>
       <w:pPr>
@@ -482,23 +488,7 @@
           <w:rFonts w:ascii="Calibri" w:hAnsi="Calibri" w:cs="Calibri"/>
           <w:color w:val="000000" w:themeColor="text1"/>
         </w:rPr>
-        <w:t>FILENAME “control_MA_1” (the name of the base .</w:t>
-      </w:r>
-      <w:proofErr w:type="spellStart"/>
-      <w:r>
-        <w:rPr>
-          <w:rFonts w:ascii="Calibri" w:hAnsi="Calibri" w:cs="Calibri"/>
-          <w:color w:val="000000" w:themeColor="text1"/>
-        </w:rPr>
-        <w:t>nrrd</w:t>
-      </w:r>
-      <w:proofErr w:type="spellEnd"/>
-      <w:r>
-        <w:rPr>
-          <w:rFonts w:ascii="Calibri" w:hAnsi="Calibri" w:cs="Calibri"/>
-          <w:color w:val="000000" w:themeColor="text1"/>
-        </w:rPr>
-        <w:t xml:space="preserve"> file)</w:t>
+        <w:t>FILENAME “control_MA_1” (the name of the base .nrrd file)</w:t>
       </w:r>
     </w:p>
     <w:p>
@@ -532,23 +522,7 @@
           <w:rFonts w:ascii="Calibri" w:hAnsi="Calibri" w:cs="Calibri"/>
           <w:color w:val="000000" w:themeColor="text1"/>
         </w:rPr>
-        <w:t>TAPERED VESSELS = [ “A”</w:t>
-      </w:r>
-      <w:proofErr w:type="gramStart"/>
-      <w:r>
-        <w:rPr>
-          <w:rFonts w:ascii="Calibri" w:hAnsi="Calibri" w:cs="Calibri"/>
-          <w:color w:val="000000" w:themeColor="text1"/>
-        </w:rPr>
-        <w:t>,”B”,…</w:t>
-      </w:r>
-      <w:proofErr w:type="gramEnd"/>
-      <w:r>
-        <w:rPr>
-          <w:rFonts w:ascii="Calibri" w:hAnsi="Calibri" w:cs="Calibri"/>
-          <w:color w:val="000000" w:themeColor="text1"/>
-        </w:rPr>
-        <w:t>] (if some vessels are tapered list the vessel numbers for vessels that should be tapered)</w:t>
+        <w:t>TAPERED VESSELS = [ “A”,”B”,…] (if some vessels are tapered list the vessel numbers for vessels that should be tapered)</w:t>
       </w:r>
     </w:p>
     <w:p>
@@ -579,33 +553,15 @@
           <w:rFonts w:ascii="Calibri" w:hAnsi="Calibri" w:cs="Calibri"/>
           <w:color w:val="000000" w:themeColor="text1"/>
         </w:rPr>
-        <w:t>“</w:t>
-      </w:r>
-      <w:proofErr w:type="gramStart"/>
-      <w:r>
-        <w:rPr>
-          <w:rFonts w:ascii="Calibri" w:hAnsi="Calibri" w:cs="Calibri"/>
-          <w:color w:val="000000" w:themeColor="text1"/>
-        </w:rPr>
-        <w:t>FILENAME”_</w:t>
-      </w:r>
-      <w:proofErr w:type="gramEnd"/>
-      <w:r>
-        <w:rPr>
-          <w:rFonts w:ascii="Calibri" w:hAnsi="Calibri" w:cs="Calibri"/>
-          <w:color w:val="000000" w:themeColor="text1"/>
-        </w:rPr>
-        <w:t>SKEL_dmax_isthmus1_p</w:t>
-      </w:r>
-      <w:proofErr w:type="gramStart"/>
-      <w:r>
-        <w:rPr>
-          <w:rFonts w:ascii="Calibri" w:hAnsi="Calibri" w:cs="Calibri"/>
-          <w:color w:val="000000" w:themeColor="text1"/>
-        </w:rPr>
-        <w:t>0.nrrd</w:t>
-      </w:r>
-      <w:proofErr w:type="gramEnd"/>
+        <w:t>“FILENAME”_</w:t>
+      </w:r>
+      <w:r>
+        <w:rPr>
+          <w:rFonts w:ascii="Calibri" w:hAnsi="Calibri" w:cs="Calibri"/>
+          <w:color w:val="000000" w:themeColor="text1"/>
+        </w:rPr>
+        <w:t>SKEL_dmax_isthmus1_p0.nrrd</w:t>
+      </w:r>
       <w:r>
         <w:rPr>
           <w:rFonts w:ascii="Calibri" w:hAnsi="Calibri" w:cs="Calibri"/>
@@ -616,7 +572,6 @@
     </w:p>
     <w:p>
       <w:pPr>
-        <w:spacing w:after="240"/>
         <w:ind w:left="1440"/>
         <w:rPr>
           <w:rFonts w:ascii="Calibri" w:hAnsi="Calibri" w:cs="Calibri"/>
@@ -690,39 +645,7 @@
           <w:rFonts w:ascii="Calibri" w:hAnsi="Calibri" w:cs="Calibri"/>
           <w:color w:val="000000" w:themeColor="text1"/>
         </w:rPr>
-        <w:t>Note: SGEXT assumes that the .</w:t>
-      </w:r>
-      <w:proofErr w:type="spellStart"/>
-      <w:r>
-        <w:rPr>
-          <w:rFonts w:ascii="Calibri" w:hAnsi="Calibri" w:cs="Calibri"/>
-          <w:color w:val="000000" w:themeColor="text1"/>
-        </w:rPr>
-        <w:t>nrrd</w:t>
-      </w:r>
-      <w:proofErr w:type="spellEnd"/>
-      <w:r>
-        <w:rPr>
-          <w:rFonts w:ascii="Calibri" w:hAnsi="Calibri" w:cs="Calibri"/>
-          <w:color w:val="000000" w:themeColor="text1"/>
-        </w:rPr>
-        <w:t xml:space="preserve"> is isotropic, i.e., that the </w:t>
-      </w:r>
-      <w:proofErr w:type="spellStart"/>
-      <w:r>
-        <w:rPr>
-          <w:rFonts w:ascii="Calibri" w:hAnsi="Calibri" w:cs="Calibri"/>
-          <w:color w:val="000000" w:themeColor="text1"/>
-        </w:rPr>
-        <w:t>x,y,z</w:t>
-      </w:r>
-      <w:proofErr w:type="spellEnd"/>
-      <w:r>
-        <w:rPr>
-          <w:rFonts w:ascii="Calibri" w:hAnsi="Calibri" w:cs="Calibri"/>
-          <w:color w:val="000000" w:themeColor="text1"/>
-        </w:rPr>
-        <w:t xml:space="preserve"> scaling are the same. In the example above SCALE = 0.742</w:t>
+        <w:t>Note: SGEXT assumes that the .nrrd is isotropic, i.e., that the x,y,z scaling are the same. In the example above SCALE = 0.742</w:t>
       </w:r>
     </w:p>
     <w:p>
@@ -758,14 +681,6 @@
         </w:rPr>
         <w:t>PLOTON= 0 (No graphs will appear)</w:t>
       </w:r>
-    </w:p>
-    <w:p>
-      <w:pPr>
-        <w:rPr>
-          <w:rFonts w:ascii="Calibri" w:hAnsi="Calibri" w:cs="Calibri"/>
-          <w:color w:val="000000" w:themeColor="text1"/>
-        </w:rPr>
-      </w:pPr>
       <w:r>
         <w:rPr>
           <w:rFonts w:ascii="Calibri" w:hAnsi="Calibri" w:cs="Calibri"/>
@@ -818,31 +733,7 @@
           <w:iCs/>
           <w:color w:val="000000" w:themeColor="text1"/>
         </w:rPr>
-        <w:t>If running this process, please ensure necessary subfolders (Networks/</w:t>
-      </w:r>
-      <w:proofErr w:type="spellStart"/>
-      <w:r>
-        <w:rPr>
-          <w:rFonts w:ascii="Calibri" w:hAnsi="Calibri" w:cs="Calibri"/>
-          <w:b/>
-          <w:bCs/>
-          <w:i/>
-          <w:iCs/>
-          <w:color w:val="000000" w:themeColor="text1"/>
-        </w:rPr>
-        <w:t>FluidsInput</w:t>
-      </w:r>
-      <w:proofErr w:type="spellEnd"/>
-      <w:r>
-        <w:rPr>
-          <w:rFonts w:ascii="Calibri" w:hAnsi="Calibri" w:cs="Calibri"/>
-          <w:b/>
-          <w:bCs/>
-          <w:i/>
-          <w:iCs/>
-          <w:color w:val="000000" w:themeColor="text1"/>
-        </w:rPr>
-        <w:t>/Output) have been created. The specific subfolder corresponds to the variables wanting to save from the Workspace</w:t>
+        <w:t>If running this process, please ensure necessary subfolders (Networks/FluidsInput/Output) have been created. The specific subfolder corresponds to the variables wanting to save from the Workspace</w:t>
       </w:r>
     </w:p>
     <w:p>
@@ -879,29 +770,12 @@
         </w:rPr>
         <w:t xml:space="preserve">   </w:t>
       </w:r>
-      <w:proofErr w:type="spellStart"/>
-      <w:r>
-        <w:rPr>
-          <w:rFonts w:ascii="Calibri" w:hAnsi="Calibri" w:cs="Calibri"/>
-          <w:color w:val="000000" w:themeColor="text1"/>
-        </w:rPr>
-        <w:t>Run_get_</w:t>
-      </w:r>
-      <w:proofErr w:type="gramStart"/>
-      <w:r>
-        <w:rPr>
-          <w:rFonts w:ascii="Calibri" w:hAnsi="Calibri" w:cs="Calibri"/>
-          <w:color w:val="000000" w:themeColor="text1"/>
-        </w:rPr>
-        <w:t>radii</w:t>
-      </w:r>
-      <w:proofErr w:type="spellEnd"/>
-      <w:r>
-        <w:rPr>
-          <w:rFonts w:ascii="Calibri" w:hAnsi="Calibri" w:cs="Calibri"/>
-          <w:color w:val="000000" w:themeColor="text1"/>
-        </w:rPr>
-        <w:t>(FILENAME</w:t>
+      <w:r>
+        <w:rPr>
+          <w:rFonts w:ascii="Calibri" w:hAnsi="Calibri" w:cs="Calibri"/>
+          <w:color w:val="000000" w:themeColor="text1"/>
+        </w:rPr>
+        <w:t>Run_get_radii(FILENAME</w:t>
       </w:r>
       <w:r>
         <w:rPr>
@@ -915,25 +789,145 @@
           <w:rFonts w:ascii="Calibri" w:hAnsi="Calibri" w:cs="Calibri"/>
           <w:color w:val="000000" w:themeColor="text1"/>
         </w:rPr>
-        <w:t>TAPERED</w:t>
-      </w:r>
-      <w:proofErr w:type="gramEnd"/>
-      <w:r>
-        <w:rPr>
-          <w:rFonts w:ascii="Calibri" w:hAnsi="Calibri" w:cs="Calibri"/>
-          <w:color w:val="000000" w:themeColor="text1"/>
-        </w:rPr>
-        <w:t xml:space="preserve"> VESSELS, </w:t>
-      </w:r>
-      <w:proofErr w:type="gramStart"/>
-      <w:r>
-        <w:rPr>
-          <w:rFonts w:ascii="Calibri" w:hAnsi="Calibri" w:cs="Calibri"/>
-          <w:color w:val="000000" w:themeColor="text1"/>
-        </w:rPr>
-        <w:t>SCALE,PLOTON</w:t>
-      </w:r>
-      <w:proofErr w:type="gramEnd"/>
+        <w:t>TAPERED VESSELS, SCALE,PLOTON)</w:t>
+      </w:r>
+    </w:p>
+    <w:p>
+      <w:pPr>
+        <w:pStyle w:val="ListParagraph"/>
+        <w:spacing w:after="240"/>
+        <w:rPr>
+          <w:rFonts w:ascii="Calibri" w:hAnsi="Calibri" w:cs="Calibri"/>
+          <w:color w:val="000000" w:themeColor="text1"/>
+        </w:rPr>
+      </w:pPr>
+      <w:r>
+        <w:rPr>
+          <w:rFonts w:ascii="Calibri" w:hAnsi="Calibri" w:cs="Calibri"/>
+          <w:color w:val="000000" w:themeColor="text1"/>
+        </w:rPr>
+        <w:t>FILENAME “control_MA_1” (the name of the base .nrrd file)</w:t>
+      </w:r>
+    </w:p>
+    <w:p>
+      <w:pPr>
+        <w:spacing w:after="240"/>
+        <w:ind w:firstLine="720"/>
+        <w:rPr>
+          <w:rFonts w:ascii="Calibri" w:hAnsi="Calibri" w:cs="Calibri"/>
+          <w:color w:val="000000" w:themeColor="text1"/>
+        </w:rPr>
+      </w:pPr>
+      <w:r>
+        <w:rPr>
+          <w:rFonts w:ascii="Calibri" w:hAnsi="Calibri" w:cs="Calibri"/>
+          <w:color w:val="000000" w:themeColor="text1"/>
+        </w:rPr>
+        <w:t>TAPERED VESSELS = []  (if no vessels are tapered)</w:t>
+      </w:r>
+    </w:p>
+    <w:p>
+      <w:pPr>
+        <w:spacing w:after="240"/>
+        <w:ind w:left="720"/>
+        <w:rPr>
+          <w:rFonts w:ascii="Calibri" w:hAnsi="Calibri" w:cs="Calibri"/>
+          <w:color w:val="000000" w:themeColor="text1"/>
+        </w:rPr>
+      </w:pPr>
+      <w:r>
+        <w:rPr>
+          <w:rFonts w:ascii="Calibri" w:hAnsi="Calibri" w:cs="Calibri"/>
+          <w:color w:val="000000" w:themeColor="text1"/>
+        </w:rPr>
+        <w:t>TAPERED VESSELS = [ “A”,”B”,…] (if some vessels are tapered list the vessel numbers for vessels that should be tapered)</w:t>
+      </w:r>
+    </w:p>
+    <w:p>
+      <w:pPr>
+        <w:spacing w:after="240"/>
+        <w:ind w:left="720"/>
+        <w:rPr>
+          <w:rFonts w:ascii="Calibri" w:hAnsi="Calibri" w:cs="Calibri"/>
+          <w:color w:val="000000" w:themeColor="text1"/>
+        </w:rPr>
+      </w:pPr>
+      <w:r>
+        <w:rPr>
+          <w:rFonts w:ascii="Calibri" w:hAnsi="Calibri" w:cs="Calibri"/>
+          <w:color w:val="000000" w:themeColor="text1"/>
+        </w:rPr>
+        <w:t>SCALE (a number), the value of this number can be found in the file “FILENAME”_</w:t>
+      </w:r>
+      <w:r>
+        <w:rPr>
+          <w:rFonts w:ascii="Calibri" w:hAnsi="Calibri" w:cs="Calibri"/>
+          <w:color w:val="000000" w:themeColor="text1"/>
+        </w:rPr>
+        <w:t>SKEL_dmax_isthmus1_p0.nrrd</w:t>
+      </w:r>
+      <w:r>
+        <w:rPr>
+          <w:rFonts w:ascii="Calibri" w:hAnsi="Calibri" w:cs="Calibri"/>
+          <w:color w:val="000000" w:themeColor="text1"/>
+        </w:rPr>
+        <w:t xml:space="preserve"> in the line </w:t>
+      </w:r>
+    </w:p>
+    <w:p>
+      <w:pPr>
+        <w:spacing w:after="240"/>
+        <w:ind w:left="1440"/>
+        <w:rPr>
+          <w:rFonts w:ascii="Calibri" w:hAnsi="Calibri" w:cs="Calibri"/>
+          <w:color w:val="000000" w:themeColor="text1"/>
+        </w:rPr>
+      </w:pPr>
+      <w:r>
+        <w:rPr>
+          <w:rFonts w:ascii="Calibri" w:hAnsi="Calibri" w:cs="Calibri"/>
+          <w:color w:val="000000" w:themeColor="text1"/>
+        </w:rPr>
+        <w:t>space directions: (</w:t>
+      </w:r>
+      <w:r>
+        <w:rPr>
+          <w:rFonts w:ascii="Calibri" w:hAnsi="Calibri" w:cs="Calibri"/>
+          <w:color w:val="000000" w:themeColor="text1"/>
+          <w:highlight w:val="yellow"/>
+        </w:rPr>
+        <w:t>0.742</w:t>
+      </w:r>
+      <w:r>
+        <w:rPr>
+          <w:rFonts w:ascii="Calibri" w:hAnsi="Calibri" w:cs="Calibri"/>
+          <w:color w:val="000000" w:themeColor="text1"/>
+        </w:rPr>
+        <w:t>,0,0) (0,</w:t>
+      </w:r>
+      <w:r>
+        <w:rPr>
+          <w:rFonts w:ascii="Calibri" w:hAnsi="Calibri" w:cs="Calibri"/>
+          <w:color w:val="000000" w:themeColor="text1"/>
+          <w:highlight w:val="yellow"/>
+        </w:rPr>
+        <w:t>0.742</w:t>
+      </w:r>
+      <w:r>
+        <w:rPr>
+          <w:rFonts w:ascii="Calibri" w:hAnsi="Calibri" w:cs="Calibri"/>
+          <w:color w:val="000000" w:themeColor="text1"/>
+        </w:rPr>
+        <w:t>,0) (0,0,</w:t>
+      </w:r>
+      <w:r>
+        <w:rPr>
+          <w:rFonts w:ascii="Calibri" w:hAnsi="Calibri" w:cs="Calibri"/>
+          <w:color w:val="000000" w:themeColor="text1"/>
+          <w:highlight w:val="yellow"/>
+        </w:rPr>
+        <w:t>0.742</w:t>
+      </w:r>
       <w:r>
         <w:rPr>
           <w:rFonts w:ascii="Calibri" w:hAnsi="Calibri" w:cs="Calibri"/>
@@ -944,154 +938,6 @@
     </w:p>
     <w:p>
       <w:pPr>
-        <w:pStyle w:val="ListParagraph"/>
-        <w:spacing w:after="240"/>
-        <w:rPr>
-          <w:rFonts w:ascii="Calibri" w:hAnsi="Calibri" w:cs="Calibri"/>
-          <w:color w:val="000000" w:themeColor="text1"/>
-        </w:rPr>
-      </w:pPr>
-      <w:r>
-        <w:rPr>
-          <w:rFonts w:ascii="Calibri" w:hAnsi="Calibri" w:cs="Calibri"/>
-          <w:color w:val="000000" w:themeColor="text1"/>
-        </w:rPr>
-        <w:t>FILENAME “control_MA_1” (the name of the base .</w:t>
-      </w:r>
-      <w:proofErr w:type="spellStart"/>
-      <w:r>
-        <w:rPr>
-          <w:rFonts w:ascii="Calibri" w:hAnsi="Calibri" w:cs="Calibri"/>
-          <w:color w:val="000000" w:themeColor="text1"/>
-        </w:rPr>
-        <w:t>nrrd</w:t>
-      </w:r>
-      <w:proofErr w:type="spellEnd"/>
-      <w:r>
-        <w:rPr>
-          <w:rFonts w:ascii="Calibri" w:hAnsi="Calibri" w:cs="Calibri"/>
-          <w:color w:val="000000" w:themeColor="text1"/>
-        </w:rPr>
-        <w:t xml:space="preserve"> file)</w:t>
-      </w:r>
-    </w:p>
-    <w:p>
-      <w:pPr>
-        <w:spacing w:after="240"/>
-        <w:ind w:firstLine="720"/>
-        <w:rPr>
-          <w:rFonts w:ascii="Calibri" w:hAnsi="Calibri" w:cs="Calibri"/>
-          <w:color w:val="000000" w:themeColor="text1"/>
-        </w:rPr>
-      </w:pPr>
-      <w:r>
-        <w:rPr>
-          <w:rFonts w:ascii="Calibri" w:hAnsi="Calibri" w:cs="Calibri"/>
-          <w:color w:val="000000" w:themeColor="text1"/>
-        </w:rPr>
-        <w:t xml:space="preserve">TAPERED VESSELS = </w:t>
-      </w:r>
-      <w:proofErr w:type="gramStart"/>
-      <w:r>
-        <w:rPr>
-          <w:rFonts w:ascii="Calibri" w:hAnsi="Calibri" w:cs="Calibri"/>
-          <w:color w:val="000000" w:themeColor="text1"/>
-        </w:rPr>
-        <w:t>[]  (</w:t>
-      </w:r>
-      <w:proofErr w:type="gramEnd"/>
-      <w:r>
-        <w:rPr>
-          <w:rFonts w:ascii="Calibri" w:hAnsi="Calibri" w:cs="Calibri"/>
-          <w:color w:val="000000" w:themeColor="text1"/>
-        </w:rPr>
-        <w:t>if no vessels are tapered)</w:t>
-      </w:r>
-    </w:p>
-    <w:p>
-      <w:pPr>
-        <w:spacing w:after="240"/>
-        <w:ind w:left="720"/>
-        <w:rPr>
-          <w:rFonts w:ascii="Calibri" w:hAnsi="Calibri" w:cs="Calibri"/>
-          <w:color w:val="000000" w:themeColor="text1"/>
-        </w:rPr>
-      </w:pPr>
-      <w:r>
-        <w:rPr>
-          <w:rFonts w:ascii="Calibri" w:hAnsi="Calibri" w:cs="Calibri"/>
-          <w:color w:val="000000" w:themeColor="text1"/>
-        </w:rPr>
-        <w:t>TAPERED VESSELS = [ “A”</w:t>
-      </w:r>
-      <w:proofErr w:type="gramStart"/>
-      <w:r>
-        <w:rPr>
-          <w:rFonts w:ascii="Calibri" w:hAnsi="Calibri" w:cs="Calibri"/>
-          <w:color w:val="000000" w:themeColor="text1"/>
-        </w:rPr>
-        <w:t>,”B”,…</w:t>
-      </w:r>
-      <w:proofErr w:type="gramEnd"/>
-      <w:r>
-        <w:rPr>
-          <w:rFonts w:ascii="Calibri" w:hAnsi="Calibri" w:cs="Calibri"/>
-          <w:color w:val="000000" w:themeColor="text1"/>
-        </w:rPr>
-        <w:t>] (if some vessels are tapered list the vessel numbers for vessels that should be tapered)</w:t>
-      </w:r>
-    </w:p>
-    <w:p>
-      <w:pPr>
-        <w:spacing w:after="240"/>
-        <w:ind w:left="720"/>
-        <w:rPr>
-          <w:rFonts w:ascii="Calibri" w:hAnsi="Calibri" w:cs="Calibri"/>
-          <w:color w:val="000000" w:themeColor="text1"/>
-        </w:rPr>
-      </w:pPr>
-      <w:r>
-        <w:rPr>
-          <w:rFonts w:ascii="Calibri" w:hAnsi="Calibri" w:cs="Calibri"/>
-          <w:color w:val="000000" w:themeColor="text1"/>
-        </w:rPr>
-        <w:t>SCALE (a number), the value of this number can be found in the file “</w:t>
-      </w:r>
-      <w:proofErr w:type="gramStart"/>
-      <w:r>
-        <w:rPr>
-          <w:rFonts w:ascii="Calibri" w:hAnsi="Calibri" w:cs="Calibri"/>
-          <w:color w:val="000000" w:themeColor="text1"/>
-        </w:rPr>
-        <w:t>FILENAME”_</w:t>
-      </w:r>
-      <w:proofErr w:type="gramEnd"/>
-      <w:r>
-        <w:rPr>
-          <w:rFonts w:ascii="Calibri" w:hAnsi="Calibri" w:cs="Calibri"/>
-          <w:color w:val="000000" w:themeColor="text1"/>
-        </w:rPr>
-        <w:t>SKEL_dmax_isthmus1_p</w:t>
-      </w:r>
-      <w:proofErr w:type="gramStart"/>
-      <w:r>
-        <w:rPr>
-          <w:rFonts w:ascii="Calibri" w:hAnsi="Calibri" w:cs="Calibri"/>
-          <w:color w:val="000000" w:themeColor="text1"/>
-        </w:rPr>
-        <w:t>0.nrrd</w:t>
-      </w:r>
-      <w:proofErr w:type="gramEnd"/>
-      <w:r>
-        <w:rPr>
-          <w:rFonts w:ascii="Calibri" w:hAnsi="Calibri" w:cs="Calibri"/>
-          <w:color w:val="000000" w:themeColor="text1"/>
-        </w:rPr>
-        <w:t xml:space="preserve"> in the line </w:t>
-      </w:r>
-    </w:p>
-    <w:p>
-      <w:pPr>
         <w:spacing w:after="240"/>
         <w:ind w:left="1440"/>
         <w:rPr>
@@ -1104,119 +950,7 @@
           <w:rFonts w:ascii="Calibri" w:hAnsi="Calibri" w:cs="Calibri"/>
           <w:color w:val="000000" w:themeColor="text1"/>
         </w:rPr>
-        <w:t>space directions: (</w:t>
-      </w:r>
-      <w:r>
-        <w:rPr>
-          <w:rFonts w:ascii="Calibri" w:hAnsi="Calibri" w:cs="Calibri"/>
-          <w:color w:val="000000" w:themeColor="text1"/>
-          <w:highlight w:val="yellow"/>
-        </w:rPr>
-        <w:t>0.742</w:t>
-      </w:r>
-      <w:r>
-        <w:rPr>
-          <w:rFonts w:ascii="Calibri" w:hAnsi="Calibri" w:cs="Calibri"/>
-          <w:color w:val="000000" w:themeColor="text1"/>
-        </w:rPr>
-        <w:t>,0,0) (0,</w:t>
-      </w:r>
-      <w:r>
-        <w:rPr>
-          <w:rFonts w:ascii="Calibri" w:hAnsi="Calibri" w:cs="Calibri"/>
-          <w:color w:val="000000" w:themeColor="text1"/>
-          <w:highlight w:val="yellow"/>
-        </w:rPr>
-        <w:t>0.742</w:t>
-      </w:r>
-      <w:r>
-        <w:rPr>
-          <w:rFonts w:ascii="Calibri" w:hAnsi="Calibri" w:cs="Calibri"/>
-          <w:color w:val="000000" w:themeColor="text1"/>
-        </w:rPr>
-        <w:t>,0) (0,0,</w:t>
-      </w:r>
-      <w:r>
-        <w:rPr>
-          <w:rFonts w:ascii="Calibri" w:hAnsi="Calibri" w:cs="Calibri"/>
-          <w:color w:val="000000" w:themeColor="text1"/>
-          <w:highlight w:val="yellow"/>
-        </w:rPr>
-        <w:t>0.742</w:t>
-      </w:r>
-      <w:r>
-        <w:rPr>
-          <w:rFonts w:ascii="Calibri" w:hAnsi="Calibri" w:cs="Calibri"/>
-          <w:color w:val="000000" w:themeColor="text1"/>
-        </w:rPr>
-        <w:t>)</w:t>
-      </w:r>
-    </w:p>
-    <w:p>
-      <w:pPr>
-        <w:spacing w:after="240"/>
-        <w:ind w:left="1440"/>
-        <w:rPr>
-          <w:rFonts w:ascii="Calibri" w:hAnsi="Calibri" w:cs="Calibri"/>
-          <w:color w:val="000000" w:themeColor="text1"/>
-        </w:rPr>
-      </w:pPr>
-      <w:r>
-        <w:rPr>
-          <w:rFonts w:ascii="Calibri" w:hAnsi="Calibri" w:cs="Calibri"/>
-          <w:color w:val="000000" w:themeColor="text1"/>
-        </w:rPr>
-        <w:t xml:space="preserve">Note: SGEXT assumes that </w:t>
-      </w:r>
-      <w:proofErr w:type="gramStart"/>
-      <w:r>
-        <w:rPr>
-          <w:rFonts w:ascii="Calibri" w:hAnsi="Calibri" w:cs="Calibri"/>
-          <w:color w:val="000000" w:themeColor="text1"/>
-        </w:rPr>
-        <w:t>the .</w:t>
-      </w:r>
-      <w:proofErr w:type="spellStart"/>
-      <w:r>
-        <w:rPr>
-          <w:rFonts w:ascii="Calibri" w:hAnsi="Calibri" w:cs="Calibri"/>
-          <w:color w:val="000000" w:themeColor="text1"/>
-        </w:rPr>
-        <w:t>nrrd</w:t>
-      </w:r>
-      <w:proofErr w:type="spellEnd"/>
-      <w:proofErr w:type="gramEnd"/>
-      <w:r>
-        <w:rPr>
-          <w:rFonts w:ascii="Calibri" w:hAnsi="Calibri" w:cs="Calibri"/>
-          <w:color w:val="000000" w:themeColor="text1"/>
-        </w:rPr>
-        <w:t xml:space="preserve"> is isotropic, i.e., that the </w:t>
-      </w:r>
-      <w:proofErr w:type="spellStart"/>
-      <w:proofErr w:type="gramStart"/>
-      <w:r>
-        <w:rPr>
-          <w:rFonts w:ascii="Calibri" w:hAnsi="Calibri" w:cs="Calibri"/>
-          <w:color w:val="000000" w:themeColor="text1"/>
-        </w:rPr>
-        <w:t>x,y</w:t>
-      </w:r>
-      <w:proofErr w:type="gramEnd"/>
-      <w:r>
-        <w:rPr>
-          <w:rFonts w:ascii="Calibri" w:hAnsi="Calibri" w:cs="Calibri"/>
-          <w:color w:val="000000" w:themeColor="text1"/>
-        </w:rPr>
-        <w:t>,z</w:t>
-      </w:r>
-      <w:proofErr w:type="spellEnd"/>
-      <w:r>
-        <w:rPr>
-          <w:rFonts w:ascii="Calibri" w:hAnsi="Calibri" w:cs="Calibri"/>
-          <w:color w:val="000000" w:themeColor="text1"/>
-        </w:rPr>
-        <w:t xml:space="preserve"> scaling are the same. In the example above SCALE = 0.742</w:t>
+        <w:t>Note: SGEXT assumes that the .nrrd is isotropic, i.e., that the x,y,z scaling are the same. In the example above SCALE = 0.742</w:t>
       </w:r>
     </w:p>
     <w:p>
@@ -1362,23 +1096,7 @@
           <w:color w:val="000000" w:themeColor="text1"/>
         </w:rPr>
         <w:tab/>
-        <w:t xml:space="preserve">Node in middle (node in blob, </w:t>
-      </w:r>
-      <w:proofErr w:type="spellStart"/>
-      <w:r>
-        <w:rPr>
-          <w:rFonts w:ascii="Calibri" w:hAnsi="Calibri" w:cs="Calibri"/>
-          <w:color w:val="000000" w:themeColor="text1"/>
-        </w:rPr>
-        <w:t>djikstra</w:t>
-      </w:r>
-      <w:proofErr w:type="spellEnd"/>
-      <w:r>
-        <w:rPr>
-          <w:rFonts w:ascii="Calibri" w:hAnsi="Calibri" w:cs="Calibri"/>
-          <w:color w:val="000000" w:themeColor="text1"/>
-        </w:rPr>
-        <w:t xml:space="preserve"> will make the path through this node)</w:t>
+        <w:t>Node in middle (node in blob, djikstra will make the path through this node)</w:t>
       </w:r>
     </w:p>
     <w:p>
@@ -1454,248 +1172,252 @@
       <w:pPr>
         <w:rPr>
           <w:rFonts w:ascii="Calibri" w:hAnsi="Calibri" w:cs="Calibri"/>
+          <w:b/>
+          <w:bCs/>
+          <w:color w:val="000000" w:themeColor="text1"/>
+          <w:u w:val="single"/>
+        </w:rPr>
+      </w:pPr>
+      <w:r>
+        <w:rPr>
+          <w:rFonts w:ascii="Calibri" w:hAnsi="Calibri" w:cs="Calibri"/>
+          <w:b/>
+          <w:bCs/>
+          <w:color w:val="000000" w:themeColor="text1"/>
+          <w:u w:val="single"/>
+        </w:rPr>
+        <w:br w:type="page"/>
+      </w:r>
+    </w:p>
+    <w:p>
+      <w:pPr>
+        <w:rPr>
+          <w:rFonts w:ascii="Calibri" w:hAnsi="Calibri" w:cs="Calibri"/>
+          <w:b/>
+          <w:bCs/>
+          <w:color w:val="000000" w:themeColor="text1"/>
+        </w:rPr>
+      </w:pPr>
+      <w:r>
+        <w:rPr>
+          <w:rFonts w:ascii="Calibri" w:hAnsi="Calibri" w:cs="Calibri"/>
+          <w:b/>
+          <w:bCs/>
+          <w:color w:val="000000" w:themeColor="text1"/>
+        </w:rPr>
+        <w:lastRenderedPageBreak/>
+        <w:t>g</w:t>
+      </w:r>
+      <w:r>
+        <w:rPr>
+          <w:rFonts w:ascii="Calibri" w:hAnsi="Calibri" w:cs="Calibri"/>
+          <w:b/>
+          <w:bCs/>
+          <w:color w:val="000000" w:themeColor="text1"/>
+        </w:rPr>
+        <w:t>et_radii</w:t>
+      </w:r>
+      <w:r>
+        <w:rPr>
+          <w:rFonts w:ascii="Calibri" w:hAnsi="Calibri" w:cs="Calibri"/>
+          <w:b/>
+          <w:bCs/>
+          <w:color w:val="000000" w:themeColor="text1"/>
+        </w:rPr>
+        <w:t>_aorta</w:t>
+      </w:r>
+    </w:p>
+    <w:p>
+      <w:pPr>
+        <w:rPr>
+          <w:rFonts w:ascii="Calibri" w:hAnsi="Calibri" w:cs="Calibri"/>
+          <w:color w:val="000000" w:themeColor="text1"/>
+        </w:rPr>
+      </w:pPr>
+    </w:p>
+    <w:p>
+      <w:pPr>
+        <w:rPr>
+          <w:rFonts w:ascii="Calibri" w:hAnsi="Calibri" w:cs="Calibri"/>
+          <w:b/>
+          <w:bCs/>
+          <w:color w:val="000000" w:themeColor="text1"/>
+          <w:u w:val="single"/>
+        </w:rPr>
+      </w:pPr>
+    </w:p>
+    <w:p>
+      <w:pPr>
+        <w:rPr>
+          <w:rFonts w:ascii="Calibri" w:hAnsi="Calibri" w:cs="Calibri"/>
+          <w:b/>
+          <w:bCs/>
+          <w:color w:val="000000" w:themeColor="text1"/>
+          <w:u w:val="single"/>
+        </w:rPr>
+      </w:pPr>
+      <w:r>
+        <w:rPr>
+          <w:rFonts w:ascii="Calibri" w:hAnsi="Calibri" w:cs="Calibri"/>
+          <w:b/>
+          <w:bCs/>
+          <w:color w:val="000000" w:themeColor="text1"/>
+          <w:u w:val="single"/>
+        </w:rPr>
+        <w:t xml:space="preserve">Outputs of Code </w:t>
+      </w:r>
+      <w:r>
+        <w:rPr>
+          <w:rFonts w:ascii="Calibri" w:hAnsi="Calibri" w:cs="Calibri"/>
           <w:i/>
           <w:iCs/>
           <w:color w:val="000000" w:themeColor="text1"/>
         </w:rPr>
-      </w:pPr>
-      <w:r>
-        <w:rPr>
-          <w:rFonts w:ascii="Calibri" w:hAnsi="Calibri" w:cs="Calibri"/>
-          <w:b/>
-          <w:bCs/>
+        <w:t>(Comment out whatever you do not want saved)</w:t>
+      </w:r>
+    </w:p>
+    <w:p>
+      <w:pPr>
+        <w:rPr>
+          <w:rFonts w:ascii="Calibri" w:hAnsi="Calibri" w:cs="Calibri"/>
+          <w:color w:val="000000" w:themeColor="text1"/>
+        </w:rPr>
+      </w:pPr>
+      <w:r>
+        <w:rPr>
+          <w:rFonts w:ascii="Calibri" w:hAnsi="Calibri" w:cs="Calibri"/>
+          <w:color w:val="000000" w:themeColor="text1"/>
+        </w:rPr>
+        <w:t xml:space="preserve">FluidsInput – Saves only the Data structure created by </w:t>
+      </w:r>
+      <w:r>
+        <w:rPr>
+          <w:rFonts w:ascii="Calibri" w:hAnsi="Calibri" w:cs="Calibri"/>
+          <w:color w:val="000000" w:themeColor="text1"/>
+        </w:rPr>
+        <w:t>CreateFluidsCodeInput</w:t>
+      </w:r>
+      <w:r>
+        <w:rPr>
+          <w:rFonts w:ascii="Calibri" w:hAnsi="Calibri" w:cs="Calibri"/>
+          <w:color w:val="000000" w:themeColor="text1"/>
+        </w:rPr>
+        <w:t>.m, is the input if running the fluids simulations</w:t>
+      </w:r>
+    </w:p>
+    <w:p>
+      <w:pPr>
+        <w:rPr>
+          <w:rFonts w:ascii="Calibri" w:hAnsi="Calibri" w:cs="Calibri"/>
+          <w:color w:val="000000" w:themeColor="text1"/>
+        </w:rPr>
+      </w:pPr>
+      <w:r>
+        <w:rPr>
+          <w:rFonts w:ascii="Calibri" w:hAnsi="Calibri" w:cs="Calibri"/>
+          <w:color w:val="000000" w:themeColor="text1"/>
+        </w:rPr>
+        <w:t xml:space="preserve">Output – </w:t>
+      </w:r>
+      <w:r>
+        <w:rPr>
+          <w:rFonts w:ascii="Calibri" w:hAnsi="Calibri" w:cs="Calibri"/>
+          <w:color w:val="000000" w:themeColor="text1"/>
+        </w:rPr>
+        <w:t>labeled ‘Vessels_’ s</w:t>
+      </w:r>
+      <w:r>
+        <w:rPr>
+          <w:rFonts w:ascii="Calibri" w:hAnsi="Calibri" w:cs="Calibri"/>
+          <w:color w:val="000000" w:themeColor="text1"/>
+        </w:rPr>
+        <w:t>aves the entire workspace at the end of the code, allows you to view what’s created by code</w:t>
+      </w:r>
+    </w:p>
+    <w:p>
+      <w:pPr>
+        <w:rPr>
+          <w:rFonts w:ascii="Calibri" w:hAnsi="Calibri" w:cs="Calibri"/>
+          <w:color w:val="000000" w:themeColor="text1"/>
+        </w:rPr>
+      </w:pPr>
+      <w:r>
+        <w:rPr>
+          <w:rFonts w:ascii="Calibri" w:hAnsi="Calibri" w:cs="Calibri"/>
+          <w:color w:val="000000" w:themeColor="text1"/>
+        </w:rPr>
+        <w:t>Output – labeled ‘Segmentations_’ is the necessary output of part 1 to put into R</w:t>
+      </w:r>
+    </w:p>
+    <w:p>
+      <w:pPr>
+        <w:rPr>
+          <w:rFonts w:ascii="Calibri" w:hAnsi="Calibri" w:cs="Calibri"/>
+          <w:color w:val="000000" w:themeColor="text1"/>
+        </w:rPr>
+      </w:pPr>
+      <w:r>
+        <w:rPr>
+          <w:rFonts w:ascii="Calibri" w:hAnsi="Calibri" w:cs="Calibri"/>
+          <w:color w:val="000000" w:themeColor="text1"/>
+        </w:rPr>
+        <w:t xml:space="preserve">Networks – Saves specifically </w:t>
+      </w:r>
+      <w:r>
+        <w:rPr>
+          <w:rFonts w:ascii="Calibri" w:hAnsi="Calibri" w:cs="Calibri"/>
+          <w:color w:val="000000" w:themeColor="text1"/>
+        </w:rPr>
+        <w:t>'arcsC3', 'nodesC2', 'Data','vessel_details', 'TaperVes','ploton','Scale','maxDaughters','segments','volumes','Angles'</w:t>
+      </w:r>
+      <w:r>
+        <w:rPr>
+          <w:rFonts w:ascii="Calibri" w:hAnsi="Calibri" w:cs="Calibri"/>
+          <w:color w:val="000000" w:themeColor="text1"/>
+        </w:rPr>
+        <w:t xml:space="preserve">, used in justChangepoints.m to save </w:t>
+      </w:r>
+      <w:r>
+        <w:rPr>
+          <w:rFonts w:ascii="Calibri" w:hAnsi="Calibri" w:cs="Calibri"/>
+          <w:color w:val="000000" w:themeColor="text1"/>
+        </w:rPr>
+        <w:t xml:space="preserve">time and to </w:t>
+      </w:r>
+      <w:r>
+        <w:rPr>
+          <w:rFonts w:ascii="Calibri" w:hAnsi="Calibri" w:cs="Calibri"/>
+          <w:color w:val="000000" w:themeColor="text1"/>
+        </w:rPr>
+        <w:t>extract statistics</w:t>
+      </w:r>
+      <w:r>
+        <w:rPr>
+          <w:rFonts w:ascii="Calibri" w:hAnsi="Calibri" w:cs="Calibri"/>
+          <w:color w:val="000000" w:themeColor="text1"/>
+        </w:rPr>
+        <w:t xml:space="preserve"> (Python codes)</w:t>
+      </w:r>
+      <w:r>
+        <w:rPr>
+          <w:rFonts w:ascii="Calibri" w:hAnsi="Calibri" w:cs="Calibri"/>
           <w:color w:val="000000" w:themeColor="text1"/>
           <w:u w:val="single"/>
         </w:rPr>
-        <w:t xml:space="preserve">Outputs of Code </w:t>
-      </w:r>
-      <w:r>
-        <w:rPr>
-          <w:rFonts w:ascii="Calibri" w:hAnsi="Calibri" w:cs="Calibri"/>
-          <w:i/>
-          <w:iCs/>
-          <w:color w:val="000000" w:themeColor="text1"/>
-        </w:rPr>
-        <w:t>(Comment out whatever you do not want saved)</w:t>
-      </w:r>
-    </w:p>
-    <w:p>
-      <w:pPr>
-        <w:rPr>
-          <w:rFonts w:ascii="Calibri" w:hAnsi="Calibri" w:cs="Calibri"/>
-          <w:color w:val="000000" w:themeColor="text1"/>
-        </w:rPr>
-      </w:pPr>
-      <w:proofErr w:type="spellStart"/>
-      <w:r>
-        <w:rPr>
-          <w:rFonts w:ascii="Calibri" w:hAnsi="Calibri" w:cs="Calibri"/>
-          <w:color w:val="000000" w:themeColor="text1"/>
-        </w:rPr>
-        <w:t>FluidsInput</w:t>
-      </w:r>
-      <w:proofErr w:type="spellEnd"/>
-      <w:r>
-        <w:rPr>
-          <w:rFonts w:ascii="Calibri" w:hAnsi="Calibri" w:cs="Calibri"/>
-          <w:color w:val="000000" w:themeColor="text1"/>
-        </w:rPr>
-        <w:t xml:space="preserve"> – Saves only the Data structure created by </w:t>
-      </w:r>
-      <w:proofErr w:type="spellStart"/>
-      <w:r>
-        <w:rPr>
-          <w:rFonts w:ascii="Calibri" w:hAnsi="Calibri" w:cs="Calibri"/>
-          <w:color w:val="000000" w:themeColor="text1"/>
-        </w:rPr>
-        <w:t>CreateFluidsCodeInput</w:t>
-      </w:r>
-      <w:r>
-        <w:rPr>
-          <w:rFonts w:ascii="Calibri" w:hAnsi="Calibri" w:cs="Calibri"/>
-          <w:color w:val="000000" w:themeColor="text1"/>
-        </w:rPr>
-        <w:t>.m</w:t>
-      </w:r>
-      <w:proofErr w:type="spellEnd"/>
-      <w:r>
-        <w:rPr>
-          <w:rFonts w:ascii="Calibri" w:hAnsi="Calibri" w:cs="Calibri"/>
-          <w:color w:val="000000" w:themeColor="text1"/>
-        </w:rPr>
-        <w:t>, is the input if running the fluids simulations</w:t>
-      </w:r>
-    </w:p>
-    <w:p>
-      <w:pPr>
-        <w:rPr>
-          <w:rFonts w:ascii="Calibri" w:hAnsi="Calibri" w:cs="Calibri"/>
-          <w:color w:val="000000" w:themeColor="text1"/>
-        </w:rPr>
-      </w:pPr>
-      <w:r>
-        <w:rPr>
-          <w:rFonts w:ascii="Calibri" w:hAnsi="Calibri" w:cs="Calibri"/>
-          <w:color w:val="000000" w:themeColor="text1"/>
-        </w:rPr>
-        <w:t xml:space="preserve">Output – </w:t>
-      </w:r>
-      <w:r>
-        <w:rPr>
-          <w:rFonts w:ascii="Calibri" w:hAnsi="Calibri" w:cs="Calibri"/>
-          <w:color w:val="000000" w:themeColor="text1"/>
-        </w:rPr>
-        <w:t>labeled ‘Vessels_’ s</w:t>
-      </w:r>
-      <w:r>
-        <w:rPr>
-          <w:rFonts w:ascii="Calibri" w:hAnsi="Calibri" w:cs="Calibri"/>
-          <w:color w:val="000000" w:themeColor="text1"/>
-        </w:rPr>
-        <w:t>aves the entire workspace at the end of the code, allows you to view what’s created by code</w:t>
-      </w:r>
-    </w:p>
-    <w:p>
-      <w:pPr>
-        <w:rPr>
-          <w:rFonts w:ascii="Calibri" w:hAnsi="Calibri" w:cs="Calibri"/>
-          <w:color w:val="000000" w:themeColor="text1"/>
-        </w:rPr>
-      </w:pPr>
-      <w:r>
-        <w:rPr>
-          <w:rFonts w:ascii="Calibri" w:hAnsi="Calibri" w:cs="Calibri"/>
-          <w:color w:val="000000" w:themeColor="text1"/>
-        </w:rPr>
-        <w:t xml:space="preserve">Networks – Saves specifically </w:t>
-      </w:r>
-      <w:r>
-        <w:rPr>
-          <w:rFonts w:ascii="Calibri" w:hAnsi="Calibri" w:cs="Calibri"/>
-          <w:color w:val="000000" w:themeColor="text1"/>
-        </w:rPr>
-        <w:t>'arcsC3', 'nodesC2', 'Data','</w:t>
-      </w:r>
-      <w:proofErr w:type="spellStart"/>
-      <w:r>
-        <w:rPr>
-          <w:rFonts w:ascii="Calibri" w:hAnsi="Calibri" w:cs="Calibri"/>
-          <w:color w:val="000000" w:themeColor="text1"/>
-        </w:rPr>
-        <w:t>vessel_details</w:t>
-      </w:r>
-      <w:proofErr w:type="spellEnd"/>
-      <w:r>
-        <w:rPr>
-          <w:rFonts w:ascii="Calibri" w:hAnsi="Calibri" w:cs="Calibri"/>
-          <w:color w:val="000000" w:themeColor="text1"/>
-        </w:rPr>
-        <w:t>', '</w:t>
-      </w:r>
-      <w:proofErr w:type="spellStart"/>
-      <w:r>
-        <w:rPr>
-          <w:rFonts w:ascii="Calibri" w:hAnsi="Calibri" w:cs="Calibri"/>
-          <w:color w:val="000000" w:themeColor="text1"/>
-        </w:rPr>
-        <w:t>TaperVes</w:t>
-      </w:r>
-      <w:proofErr w:type="spellEnd"/>
-      <w:r>
-        <w:rPr>
-          <w:rFonts w:ascii="Calibri" w:hAnsi="Calibri" w:cs="Calibri"/>
-          <w:color w:val="000000" w:themeColor="text1"/>
-        </w:rPr>
-        <w:t>','</w:t>
-      </w:r>
-      <w:proofErr w:type="spellStart"/>
-      <w:r>
-        <w:rPr>
-          <w:rFonts w:ascii="Calibri" w:hAnsi="Calibri" w:cs="Calibri"/>
-          <w:color w:val="000000" w:themeColor="text1"/>
-        </w:rPr>
-        <w:t>ploton</w:t>
-      </w:r>
-      <w:proofErr w:type="spellEnd"/>
-      <w:r>
-        <w:rPr>
-          <w:rFonts w:ascii="Calibri" w:hAnsi="Calibri" w:cs="Calibri"/>
-          <w:color w:val="000000" w:themeColor="text1"/>
-        </w:rPr>
-        <w:t>','Scale','</w:t>
-      </w:r>
-      <w:proofErr w:type="spellStart"/>
-      <w:r>
-        <w:rPr>
-          <w:rFonts w:ascii="Calibri" w:hAnsi="Calibri" w:cs="Calibri"/>
-          <w:color w:val="000000" w:themeColor="text1"/>
-        </w:rPr>
-        <w:t>maxDaughters</w:t>
-      </w:r>
-      <w:proofErr w:type="spellEnd"/>
-      <w:r>
-        <w:rPr>
-          <w:rFonts w:ascii="Calibri" w:hAnsi="Calibri" w:cs="Calibri"/>
-          <w:color w:val="000000" w:themeColor="text1"/>
-        </w:rPr>
-        <w:t>'</w:t>
-      </w:r>
-      <w:r>
-        <w:rPr>
-          <w:rFonts w:ascii="Calibri" w:hAnsi="Calibri" w:cs="Calibri"/>
-          <w:color w:val="000000" w:themeColor="text1"/>
-        </w:rPr>
-        <w:t xml:space="preserve">, used in </w:t>
-      </w:r>
-      <w:proofErr w:type="spellStart"/>
-      <w:r>
-        <w:rPr>
-          <w:rFonts w:ascii="Calibri" w:hAnsi="Calibri" w:cs="Calibri"/>
-          <w:color w:val="000000" w:themeColor="text1"/>
-        </w:rPr>
-        <w:t>justChangepoints.m</w:t>
-      </w:r>
-      <w:proofErr w:type="spellEnd"/>
-      <w:r>
-        <w:rPr>
-          <w:rFonts w:ascii="Calibri" w:hAnsi="Calibri" w:cs="Calibri"/>
-          <w:color w:val="000000" w:themeColor="text1"/>
-        </w:rPr>
-        <w:t xml:space="preserve"> to save </w:t>
-      </w:r>
-      <w:r>
-        <w:rPr>
-          <w:rFonts w:ascii="Calibri" w:hAnsi="Calibri" w:cs="Calibri"/>
-          <w:color w:val="000000" w:themeColor="text1"/>
-        </w:rPr>
-        <w:t>time and to extract statistics</w:t>
-      </w:r>
-      <w:r>
-        <w:rPr>
-          <w:rFonts w:ascii="Calibri" w:hAnsi="Calibri" w:cs="Calibri"/>
-          <w:b/>
-          <w:bCs/>
+        <w:br w:type="page"/>
+      </w:r>
+    </w:p>
+    <w:p>
+      <w:pPr>
+        <w:rPr>
+          <w:rFonts w:ascii="Calibri" w:hAnsi="Calibri" w:cs="Calibri"/>
           <w:color w:val="000000" w:themeColor="text1"/>
           <w:u w:val="single"/>
         </w:rPr>
-        <w:br w:type="page"/>
-      </w:r>
-    </w:p>
-    <w:p>
-      <w:pPr>
-        <w:rPr>
-          <w:rFonts w:ascii="Calibri" w:hAnsi="Calibri" w:cs="Calibri"/>
-          <w:b/>
-          <w:bCs/>
-          <w:color w:val="000000" w:themeColor="text1"/>
-          <w:u w:val="single"/>
-        </w:rPr>
-      </w:pPr>
-      <w:r>
-        <w:rPr>
-          <w:rFonts w:ascii="Calibri" w:hAnsi="Calibri" w:cs="Calibri"/>
-          <w:b/>
-          <w:bCs/>
+      </w:pPr>
+      <w:r>
+        <w:rPr>
+          <w:rFonts w:ascii="Calibri" w:hAnsi="Calibri" w:cs="Calibri"/>
           <w:color w:val="000000" w:themeColor="text1"/>
           <w:u w:val="single"/>
         </w:rPr>
@@ -1713,220 +1435,73 @@
       <w:r>
         <w:rPr>
           <w:rFonts w:ascii="Calibri" w:hAnsi="Calibri" w:cs="Calibri"/>
-          <w:b/>
-          <w:bCs/>
-          <w:color w:val="000000" w:themeColor="text1"/>
-        </w:rPr>
-        <w:t>path:</w:t>
-      </w:r>
-      <w:r>
-        <w:rPr>
-          <w:rFonts w:ascii="Calibri" w:hAnsi="Calibri" w:cs="Calibri"/>
-          <w:color w:val="000000" w:themeColor="text1"/>
-        </w:rPr>
-        <w:t xml:space="preserve"> A list of nodes transversed to get to any node in the network</w:t>
-      </w:r>
-      <w:r>
-        <w:rPr>
-          <w:rFonts w:ascii="Calibri" w:hAnsi="Calibri" w:cs="Calibri"/>
-          <w:color w:val="000000" w:themeColor="text1"/>
-        </w:rPr>
-        <w:t xml:space="preserve"> starting at the root node. From these paths we can see if the network has not been corrected appropriately.</w:t>
-      </w:r>
-    </w:p>
-    <w:p>
-      <w:pPr>
-        <w:rPr>
-          <w:rFonts w:ascii="Calibri" w:hAnsi="Calibri" w:cs="Calibri"/>
-          <w:color w:val="000000" w:themeColor="text1"/>
-        </w:rPr>
-      </w:pPr>
-    </w:p>
-    <w:p>
-      <w:pPr>
-        <w:rPr>
-          <w:rFonts w:ascii="Calibri" w:hAnsi="Calibri" w:cs="Calibri"/>
-          <w:color w:val="000000" w:themeColor="text1"/>
-        </w:rPr>
-      </w:pPr>
-      <w:r>
-        <w:rPr>
-          <w:rFonts w:ascii="Calibri" w:hAnsi="Calibri" w:cs="Calibri"/>
-          <w:b/>
-          <w:bCs/>
-          <w:color w:val="000000" w:themeColor="text1"/>
-        </w:rPr>
-        <w:t>nodes</w:t>
-      </w:r>
-      <w:r>
-        <w:rPr>
-          <w:rFonts w:ascii="Calibri" w:hAnsi="Calibri" w:cs="Calibri"/>
-          <w:color w:val="000000" w:themeColor="text1"/>
-        </w:rPr>
-        <w:t xml:space="preserve">: </w:t>
-      </w:r>
-      <w:r>
-        <w:rPr>
-          <w:rFonts w:ascii="Calibri" w:hAnsi="Calibri" w:cs="Calibri"/>
-          <w:color w:val="000000" w:themeColor="text1"/>
-        </w:rPr>
-        <w:t>a [N x 5] matrix containing information about the</w:t>
-      </w:r>
-      <w:r>
-        <w:rPr>
-          <w:rFonts w:ascii="Calibri" w:hAnsi="Calibri" w:cs="Calibri"/>
-          <w:color w:val="000000" w:themeColor="text1"/>
-        </w:rPr>
-        <w:t xml:space="preserve"> </w:t>
-      </w:r>
-      <w:r>
-        <w:rPr>
-          <w:rFonts w:ascii="Calibri" w:hAnsi="Calibri" w:cs="Calibri"/>
-          <w:color w:val="000000" w:themeColor="text1"/>
-        </w:rPr>
-        <w:t>vertices (also called 'nodes') in the network. It is formatted as: [node ID | x | y | z | degree of node].</w:t>
-      </w:r>
-    </w:p>
-    <w:p>
-      <w:pPr>
-        <w:rPr>
-          <w:rFonts w:ascii="Calibri" w:hAnsi="Calibri" w:cs="Calibri"/>
-          <w:color w:val="000000" w:themeColor="text1"/>
-        </w:rPr>
-      </w:pPr>
-    </w:p>
-    <w:p>
-      <w:pPr>
-        <w:rPr>
-          <w:rFonts w:ascii="Calibri" w:hAnsi="Calibri" w:cs="Calibri"/>
-          <w:color w:val="000000" w:themeColor="text1"/>
-        </w:rPr>
-      </w:pPr>
-      <w:r>
-        <w:rPr>
-          <w:rFonts w:ascii="Calibri" w:hAnsi="Calibri" w:cs="Calibri"/>
-          <w:b/>
-          <w:bCs/>
-          <w:color w:val="000000" w:themeColor="text1"/>
-        </w:rPr>
-        <w:t>arcs</w:t>
-      </w:r>
-      <w:r>
-        <w:rPr>
-          <w:rFonts w:ascii="Calibri" w:hAnsi="Calibri" w:cs="Calibri"/>
-          <w:color w:val="000000" w:themeColor="text1"/>
-        </w:rPr>
-        <w:t xml:space="preserve">: </w:t>
-      </w:r>
-      <w:r>
-        <w:rPr>
-          <w:rFonts w:ascii="Calibri" w:hAnsi="Calibri" w:cs="Calibri"/>
-          <w:color w:val="000000" w:themeColor="text1"/>
-        </w:rPr>
-        <w:t>[1 x n] cell structure. Each cell in arcs is a [m x 4]</w:t>
-      </w:r>
-      <w:r>
-        <w:rPr>
-          <w:rFonts w:ascii="Calibri" w:hAnsi="Calibri" w:cs="Calibri"/>
-          <w:color w:val="000000" w:themeColor="text1"/>
-        </w:rPr>
-        <w:t xml:space="preserve"> </w:t>
-      </w:r>
-      <w:r>
-        <w:rPr>
-          <w:rFonts w:ascii="Calibri" w:hAnsi="Calibri" w:cs="Calibri"/>
-          <w:color w:val="000000" w:themeColor="text1"/>
-        </w:rPr>
-        <w:t xml:space="preserve">matrix containing data for an individual edge in the network. The first row of the </w:t>
-      </w:r>
-      <w:proofErr w:type="gramStart"/>
-      <w:r>
-        <w:rPr>
-          <w:rFonts w:ascii="Calibri" w:hAnsi="Calibri" w:cs="Calibri"/>
-          <w:color w:val="000000" w:themeColor="text1"/>
-        </w:rPr>
-        <w:t>arcs</w:t>
-      </w:r>
-      <w:proofErr w:type="gramEnd"/>
-      <w:r>
-        <w:rPr>
-          <w:rFonts w:ascii="Calibri" w:hAnsi="Calibri" w:cs="Calibri"/>
-          <w:color w:val="000000" w:themeColor="text1"/>
-        </w:rPr>
-        <w:t xml:space="preserve"> matrix is [ node1 ID | node2 ID | 0 | </w:t>
-      </w:r>
-      <w:proofErr w:type="gramStart"/>
-      <w:r>
-        <w:rPr>
-          <w:rFonts w:ascii="Calibri" w:hAnsi="Calibri" w:cs="Calibri"/>
-          <w:color w:val="000000" w:themeColor="text1"/>
-        </w:rPr>
-        <w:t>0 ]</w:t>
-      </w:r>
-      <w:proofErr w:type="gramEnd"/>
-      <w:r>
-        <w:rPr>
-          <w:rFonts w:ascii="Calibri" w:hAnsi="Calibri" w:cs="Calibri"/>
-          <w:color w:val="000000" w:themeColor="text1"/>
-        </w:rPr>
-        <w:t xml:space="preserve"> </w:t>
-      </w:r>
-      <w:r>
-        <w:rPr>
-          <w:rFonts w:ascii="Calibri" w:hAnsi="Calibri" w:cs="Calibri"/>
-          <w:color w:val="000000" w:themeColor="text1"/>
-        </w:rPr>
-        <w:t xml:space="preserve"> (with the zeros just being placeholders). Subsequent rows in the </w:t>
-      </w:r>
-      <w:proofErr w:type="gramStart"/>
-      <w:r>
-        <w:rPr>
-          <w:rFonts w:ascii="Calibri" w:hAnsi="Calibri" w:cs="Calibri"/>
-          <w:color w:val="000000" w:themeColor="text1"/>
-        </w:rPr>
-        <w:t>arcs</w:t>
-      </w:r>
-      <w:proofErr w:type="gramEnd"/>
-      <w:r>
-        <w:rPr>
-          <w:rFonts w:ascii="Calibri" w:hAnsi="Calibri" w:cs="Calibri"/>
-          <w:color w:val="000000" w:themeColor="text1"/>
-        </w:rPr>
-        <w:t xml:space="preserve"> matrix are formatted as [ x | y | z | rad], containing the coordinates</w:t>
-      </w:r>
-      <w:r>
-        <w:rPr>
-          <w:rFonts w:ascii="Calibri" w:hAnsi="Calibri" w:cs="Calibri"/>
-          <w:color w:val="000000" w:themeColor="text1"/>
-        </w:rPr>
-        <w:t xml:space="preserve"> </w:t>
-      </w:r>
-      <w:r>
-        <w:rPr>
-          <w:rFonts w:ascii="Calibri" w:hAnsi="Calibri" w:cs="Calibri"/>
-          <w:color w:val="000000" w:themeColor="text1"/>
-        </w:rPr>
-        <w:t>of points along that edge and the vessel radius at those points.</w:t>
-      </w:r>
-    </w:p>
-    <w:p>
-      <w:pPr>
-        <w:rPr>
-          <w:rFonts w:ascii="Calibri" w:hAnsi="Calibri" w:cs="Calibri"/>
-        </w:rPr>
-      </w:pPr>
-    </w:p>
-    <w:p>
-      <w:pPr>
-        <w:rPr>
-          <w:rFonts w:ascii="Calibri" w:hAnsi="Calibri" w:cs="Calibri"/>
-        </w:rPr>
-      </w:pPr>
-      <w:r>
-        <w:rPr>
-          <w:rFonts w:ascii="Calibri" w:hAnsi="Calibri" w:cs="Calibri"/>
-          <w:b/>
-          <w:bCs/>
+          <w:color w:val="000000" w:themeColor="text1"/>
+        </w:rPr>
+        <w:t>path: A list of nodes transversed to get to any node in the network starting at the root node. From these paths we can see if the network has not been corrected appropriately.</w:t>
+      </w:r>
+    </w:p>
+    <w:p>
+      <w:pPr>
+        <w:rPr>
+          <w:rFonts w:ascii="Calibri" w:hAnsi="Calibri" w:cs="Calibri"/>
+          <w:color w:val="000000" w:themeColor="text1"/>
+        </w:rPr>
+      </w:pPr>
+    </w:p>
+    <w:p>
+      <w:pPr>
+        <w:rPr>
+          <w:rFonts w:ascii="Calibri" w:hAnsi="Calibri" w:cs="Calibri"/>
+          <w:color w:val="000000" w:themeColor="text1"/>
+        </w:rPr>
+      </w:pPr>
+      <w:r>
+        <w:rPr>
+          <w:rFonts w:ascii="Calibri" w:hAnsi="Calibri" w:cs="Calibri"/>
+          <w:color w:val="000000" w:themeColor="text1"/>
+        </w:rPr>
+        <w:t>nodes: a [N x 5] matrix containing information about the vertices (also called 'nodes') in the network. It is formatted as: [node ID | x | y | z | degree of node].</w:t>
+      </w:r>
+    </w:p>
+    <w:p>
+      <w:pPr>
+        <w:rPr>
+          <w:rFonts w:ascii="Calibri" w:hAnsi="Calibri" w:cs="Calibri"/>
+          <w:color w:val="000000" w:themeColor="text1"/>
+        </w:rPr>
+      </w:pPr>
+    </w:p>
+    <w:p>
+      <w:pPr>
+        <w:rPr>
+          <w:rFonts w:ascii="Calibri" w:hAnsi="Calibri" w:cs="Calibri"/>
+          <w:color w:val="000000" w:themeColor="text1"/>
+        </w:rPr>
+      </w:pPr>
+      <w:r>
+        <w:rPr>
+          <w:rFonts w:ascii="Calibri" w:hAnsi="Calibri" w:cs="Calibri"/>
+          <w:color w:val="000000" w:themeColor="text1"/>
+        </w:rPr>
+        <w:t>arcs: [1 x n] cell structure. Each cell in arcs is a [m x 4] matrix containing data for an individual edge in the network. The first row of the arcs matrix is [ node1 ID | node2 ID | 0 | 0 ]  (with the zeros just being placeholders). Subsequent rows in the arcs matrix are formatted as [ x | y | z | rad], containing the coordinates of points along that edge and the vessel radius at those points.</w:t>
+      </w:r>
+    </w:p>
+    <w:p>
+      <w:pPr>
+        <w:rPr>
+          <w:rFonts w:ascii="Calibri" w:hAnsi="Calibri" w:cs="Calibri"/>
+        </w:rPr>
+      </w:pPr>
+    </w:p>
+    <w:p>
+      <w:pPr>
+        <w:rPr>
+          <w:rFonts w:ascii="Calibri" w:hAnsi="Calibri" w:cs="Calibri"/>
+        </w:rPr>
+      </w:pPr>
+      <w:r>
+        <w:rPr>
+          <w:rFonts w:ascii="Calibri" w:hAnsi="Calibri" w:cs="Calibri"/>
           <w:noProof/>
         </w:rPr>
         <mc:AlternateContent>
@@ -1992,82 +1567,48 @@
       <w:r>
         <w:rPr>
           <w:rFonts w:ascii="Calibri" w:hAnsi="Calibri" w:cs="Calibri"/>
-          <w:b/>
-          <w:bCs/>
-        </w:rPr>
-        <w:t>Orientation:</w:t>
-      </w:r>
-      <w:r>
-        <w:rPr>
-          <w:rFonts w:ascii="Calibri" w:hAnsi="Calibri" w:cs="Calibri"/>
-        </w:rPr>
-        <w:t xml:space="preserve"> This code assigns a -1 to all vessels that are oriented the wrong way. </w:t>
-      </w:r>
-    </w:p>
-    <w:p>
-      <w:pPr>
-        <w:rPr>
-          <w:rFonts w:ascii="Calibri" w:hAnsi="Calibri" w:cs="Calibri"/>
-        </w:rPr>
-      </w:pPr>
-    </w:p>
-    <w:p>
-      <w:pPr>
-        <w:rPr>
-          <w:rFonts w:ascii="Calibri" w:hAnsi="Calibri" w:cs="Calibri"/>
-        </w:rPr>
-      </w:pPr>
-      <w:proofErr w:type="spellStart"/>
-      <w:r>
-        <w:rPr>
-          <w:rFonts w:ascii="Calibri" w:hAnsi="Calibri" w:cs="Calibri"/>
-          <w:b/>
-          <w:bCs/>
-        </w:rPr>
-        <w:t>newNetwork</w:t>
-      </w:r>
-      <w:proofErr w:type="spellEnd"/>
-      <w:r>
-        <w:rPr>
-          <w:rFonts w:ascii="Calibri" w:hAnsi="Calibri" w:cs="Calibri"/>
-          <w:b/>
-          <w:bCs/>
-        </w:rPr>
-        <w:t>:</w:t>
-      </w:r>
-      <w:r>
-        <w:rPr>
-          <w:rFonts w:ascii="Calibri" w:hAnsi="Calibri" w:cs="Calibri"/>
-        </w:rPr>
-        <w:t xml:space="preserve"> is a matrix with 6 columns stating 1: Vessel ID, 2: ID for starting node, 3: ID for end node, 4: IQM of the vessel radius, 5: Vessel length, 6: std of the vessel radius.</w:t>
-      </w:r>
-    </w:p>
-    <w:p>
-      <w:pPr>
-        <w:rPr>
-          <w:rFonts w:ascii="Calibri" w:hAnsi="Calibri" w:cs="Calibri"/>
-        </w:rPr>
-      </w:pPr>
-    </w:p>
-    <w:p>
-      <w:pPr>
-        <w:rPr>
-          <w:rFonts w:ascii="Calibri" w:hAnsi="Calibri" w:cs="Calibri"/>
-        </w:rPr>
-      </w:pPr>
-      <w:r>
-        <w:rPr>
-          <w:rFonts w:ascii="Calibri" w:hAnsi="Calibri" w:cs="Calibri"/>
-          <w:b/>
-          <w:bCs/>
-        </w:rPr>
-        <w:t>connectivity:</w:t>
-      </w:r>
-      <w:r>
-        <w:rPr>
-          <w:rFonts w:ascii="Calibri" w:hAnsi="Calibri" w:cs="Calibri"/>
-        </w:rPr>
-        <w:t xml:space="preserve"> first column start node, 2</w:t>
+        </w:rPr>
+        <w:t xml:space="preserve">Orientation: This code assigns a -1 to all vessels that are oriented the wrong way. </w:t>
+      </w:r>
+    </w:p>
+    <w:p>
+      <w:pPr>
+        <w:rPr>
+          <w:rFonts w:ascii="Calibri" w:hAnsi="Calibri" w:cs="Calibri"/>
+        </w:rPr>
+      </w:pPr>
+    </w:p>
+    <w:p>
+      <w:pPr>
+        <w:rPr>
+          <w:rFonts w:ascii="Calibri" w:hAnsi="Calibri" w:cs="Calibri"/>
+        </w:rPr>
+      </w:pPr>
+      <w:r>
+        <w:rPr>
+          <w:rFonts w:ascii="Calibri" w:hAnsi="Calibri" w:cs="Calibri"/>
+        </w:rPr>
+        <w:t>newNetwork: is a matrix with 6 columns stating 1: Vessel ID, 2: ID for starting node, 3: ID for end node, 4: IQM of the vessel radius, 5: Vessel length, 6: std of the vessel radius.</w:t>
+      </w:r>
+    </w:p>
+    <w:p>
+      <w:pPr>
+        <w:rPr>
+          <w:rFonts w:ascii="Calibri" w:hAnsi="Calibri" w:cs="Calibri"/>
+        </w:rPr>
+      </w:pPr>
+    </w:p>
+    <w:p>
+      <w:pPr>
+        <w:rPr>
+          <w:rFonts w:ascii="Calibri" w:hAnsi="Calibri" w:cs="Calibri"/>
+        </w:rPr>
+      </w:pPr>
+      <w:r>
+        <w:rPr>
+          <w:rFonts w:ascii="Calibri" w:hAnsi="Calibri" w:cs="Calibri"/>
+        </w:rPr>
+        <w:t>connectivity: first column start node, 2</w:t>
       </w:r>
       <w:r>
         <w:rPr>
@@ -2135,103 +1676,31 @@
           <w:rFonts w:ascii="Calibri" w:hAnsi="Calibri" w:cs="Calibri"/>
         </w:rPr>
       </w:pPr>
-      <w:proofErr w:type="spellStart"/>
-      <w:r>
-        <w:rPr>
-          <w:rFonts w:ascii="Calibri" w:hAnsi="Calibri" w:cs="Calibri"/>
-          <w:b/>
-          <w:bCs/>
-        </w:rPr>
-        <w:t>maxDaughters</w:t>
-      </w:r>
-      <w:proofErr w:type="spellEnd"/>
-      <w:r>
-        <w:rPr>
-          <w:rFonts w:ascii="Calibri" w:hAnsi="Calibri" w:cs="Calibri"/>
-          <w:b/>
-          <w:bCs/>
-        </w:rPr>
-        <w:t>:</w:t>
-      </w:r>
-      <w:r>
-        <w:rPr>
-          <w:rFonts w:ascii="Calibri" w:hAnsi="Calibri" w:cs="Calibri"/>
-          <w:b/>
-          <w:bCs/>
-        </w:rPr>
-        <w:t xml:space="preserve"> </w:t>
-      </w:r>
-      <w:r>
-        <w:rPr>
-          <w:rFonts w:ascii="Calibri" w:hAnsi="Calibri" w:cs="Calibri"/>
-        </w:rPr>
-        <w:t>M</w:t>
-      </w:r>
-      <w:r>
-        <w:rPr>
-          <w:rFonts w:ascii="Calibri" w:hAnsi="Calibri" w:cs="Calibri"/>
-        </w:rPr>
-        <w:t>ax number of daughters</w:t>
-      </w:r>
-    </w:p>
-    <w:p>
-      <w:pPr>
-        <w:rPr>
-          <w:rFonts w:ascii="Calibri" w:hAnsi="Calibri" w:cs="Calibri"/>
-          <w:b/>
-          <w:bCs/>
-        </w:rPr>
-      </w:pPr>
-    </w:p>
-    <w:p>
-      <w:pPr>
-        <w:rPr>
-          <w:rFonts w:ascii="Calibri" w:hAnsi="Calibri" w:cs="Calibri"/>
-        </w:rPr>
-      </w:pPr>
-      <w:proofErr w:type="spellStart"/>
-      <w:r>
-        <w:rPr>
-          <w:rFonts w:ascii="Calibri" w:hAnsi="Calibri" w:cs="Calibri"/>
-          <w:b/>
-          <w:bCs/>
-        </w:rPr>
-        <w:t>maxParents</w:t>
-      </w:r>
-      <w:proofErr w:type="spellEnd"/>
-      <w:r>
-        <w:rPr>
-          <w:rFonts w:ascii="Calibri" w:hAnsi="Calibri" w:cs="Calibri"/>
-          <w:b/>
-          <w:bCs/>
-        </w:rPr>
-        <w:t>:</w:t>
-      </w:r>
-      <w:r>
-        <w:rPr>
-          <w:rFonts w:ascii="Calibri" w:hAnsi="Calibri" w:cs="Calibri"/>
-          <w:b/>
-          <w:bCs/>
-        </w:rPr>
-        <w:t xml:space="preserve"> </w:t>
-      </w:r>
-      <w:r>
-        <w:rPr>
-          <w:rFonts w:ascii="Calibri" w:hAnsi="Calibri" w:cs="Calibri"/>
-        </w:rPr>
-        <w:t>M</w:t>
-      </w:r>
-      <w:r>
-        <w:rPr>
-          <w:rFonts w:ascii="Calibri" w:hAnsi="Calibri" w:cs="Calibri"/>
-        </w:rPr>
-        <w:t xml:space="preserve">ax number of </w:t>
-      </w:r>
-      <w:r>
-        <w:rPr>
-          <w:rFonts w:ascii="Calibri" w:hAnsi="Calibri" w:cs="Calibri"/>
-        </w:rPr>
-        <w:t>parents</w:t>
+      <w:r>
+        <w:rPr>
+          <w:rFonts w:ascii="Calibri" w:hAnsi="Calibri" w:cs="Calibri"/>
+        </w:rPr>
+        <w:t>maxDaughters: Max number of daughters</w:t>
+      </w:r>
+    </w:p>
+    <w:p>
+      <w:pPr>
+        <w:rPr>
+          <w:rFonts w:ascii="Calibri" w:hAnsi="Calibri" w:cs="Calibri"/>
+        </w:rPr>
+      </w:pPr>
+    </w:p>
+    <w:p>
+      <w:pPr>
+        <w:rPr>
+          <w:rFonts w:ascii="Calibri" w:hAnsi="Calibri" w:cs="Calibri"/>
+        </w:rPr>
+      </w:pPr>
+      <w:r>
+        <w:rPr>
+          <w:rFonts w:ascii="Calibri" w:hAnsi="Calibri" w:cs="Calibri"/>
+        </w:rPr>
+        <w:t>maxParents: Max number of parents</w:t>
       </w:r>
     </w:p>
     <w:p/>
@@ -2241,40 +1710,8 @@
           <w:color w:val="FF0000"/>
         </w:rPr>
       </w:pPr>
-      <w:proofErr w:type="spellStart"/>
-      <w:r>
-        <w:rPr>
-          <w:b/>
-          <w:bCs/>
-        </w:rPr>
-        <w:t>vesselDetails</w:t>
-      </w:r>
-      <w:proofErr w:type="spellEnd"/>
-      <w:r>
-        <w:rPr>
-          <w:b/>
-          <w:bCs/>
-        </w:rPr>
-        <w:t>:</w:t>
-      </w:r>
-      <w:r>
-        <w:t xml:space="preserve"> [1x9] cell structure. Each </w:t>
-      </w:r>
-      <w:proofErr w:type="gramStart"/>
-      <w:r>
-        <w:t>cells</w:t>
-      </w:r>
-      <w:proofErr w:type="gramEnd"/>
-      <w:r>
-        <w:t xml:space="preserve"> is [vx1] matrix containing data about each </w:t>
-      </w:r>
-      <w:proofErr w:type="gramStart"/>
-      <w:r>
-        <w:t>vessels</w:t>
-      </w:r>
-      <w:proofErr w:type="gramEnd"/>
-      <w:r>
-        <w:t>. 1</w:t>
+      <w:r>
+        <w:t>vesselDetails: [1x9] cell structure. Each cells is [vx1] matrix containing data about each vessels. 1</w:t>
       </w:r>
       <w:r>
         <w:rPr>
@@ -2806,7 +2243,7 @@
         <w:ind w:left="720" w:hanging="360"/>
       </w:pPr>
     </w:lvl>
-    <w:lvl w:ilvl="1" w:tplc="04090019" w:tentative="1">
+    <w:lvl w:ilvl="1" w:tplc="04090019">
       <w:start w:val="1"/>
       <w:numFmt w:val="lowerLetter"/>
       <w:lvlText w:val="%2."/>
